--- a/docs/DOCUMENTATION_V2.docx
+++ b/docs/DOCUMENTATION_V2.docx
@@ -364,9 +364,7 @@
         </mc:AlternateContent>
       </w:r>
       <w:bookmarkStart w:id="0" w:name="_heading=h.gjdgxs" w:colFirst="0" w:colLast="0"/>
-      <w:bookmarkStart w:id="1" w:name="_GoBack"/>
       <w:bookmarkEnd w:id="0"/>
-      <w:bookmarkEnd w:id="1"/>
     </w:p>
     <w:p>
       <w:pPr>
@@ -459,7 +457,6 @@
           <w:szCs w:val="32"/>
         </w:rPr>
       </w:pPr>
-      <w:proofErr w:type="spellStart"/>
       <w:r>
         <w:rPr>
           <w:rFonts w:asciiTheme="majorBidi" w:hAnsiTheme="majorBidi" w:cstheme="majorBidi"/>
@@ -469,9 +466,9 @@
           <w:sz w:val="32"/>
           <w:szCs w:val="32"/>
         </w:rPr>
-        <w:t>Dr</w:t>
-      </w:r>
-      <w:proofErr w:type="spellEnd"/>
+        <w:t xml:space="preserve">Dr/ </w:t>
+      </w:r>
+      <w:proofErr w:type="spellStart"/>
       <w:r>
         <w:rPr>
           <w:rFonts w:asciiTheme="majorBidi" w:hAnsiTheme="majorBidi" w:cstheme="majorBidi"/>
@@ -481,9 +478,9 @@
           <w:sz w:val="32"/>
           <w:szCs w:val="32"/>
         </w:rPr>
-        <w:t xml:space="preserve">/ </w:t>
-      </w:r>
-      <w:proofErr w:type="spellStart"/>
+        <w:t>Ghada</w:t>
+      </w:r>
+      <w:proofErr w:type="spellEnd"/>
       <w:r>
         <w:rPr>
           <w:rFonts w:asciiTheme="majorBidi" w:hAnsiTheme="majorBidi" w:cstheme="majorBidi"/>
@@ -493,9 +490,9 @@
           <w:sz w:val="32"/>
           <w:szCs w:val="32"/>
         </w:rPr>
-        <w:t>Ghada</w:t>
-      </w:r>
-      <w:proofErr w:type="spellEnd"/>
+        <w:t xml:space="preserve"> </w:t>
+      </w:r>
+      <w:proofErr w:type="spellStart"/>
       <w:r>
         <w:rPr>
           <w:rFonts w:asciiTheme="majorBidi" w:hAnsiTheme="majorBidi" w:cstheme="majorBidi"/>
@@ -505,10 +502,13 @@
           <w:sz w:val="32"/>
           <w:szCs w:val="32"/>
         </w:rPr>
-        <w:t xml:space="preserve"> </w:t>
-      </w:r>
-      <w:proofErr w:type="spellStart"/>
-      <w:r>
+        <w:t>Dahy</w:t>
+      </w:r>
+      <w:proofErr w:type="spellEnd"/>
+    </w:p>
+    <w:p>
+      <w:pPr>
+        <w:spacing w:after="0" w:line="480" w:lineRule="auto"/>
         <w:rPr>
           <w:rFonts w:asciiTheme="majorBidi" w:hAnsiTheme="majorBidi" w:cstheme="majorBidi"/>
           <w:bCs/>
@@ -517,13 +517,9 @@
           <w:sz w:val="32"/>
           <w:szCs w:val="32"/>
         </w:rPr>
-        <w:t>Dahy</w:t>
-      </w:r>
-      <w:proofErr w:type="spellEnd"/>
-    </w:p>
-    <w:p>
-      <w:pPr>
-        <w:spacing w:after="0" w:line="480" w:lineRule="auto"/>
+      </w:pPr>
+      <w:proofErr w:type="spellStart"/>
+      <w:r>
         <w:rPr>
           <w:rFonts w:asciiTheme="majorBidi" w:hAnsiTheme="majorBidi" w:cstheme="majorBidi"/>
           <w:bCs/>
@@ -532,8 +528,9 @@
           <w:sz w:val="32"/>
           <w:szCs w:val="32"/>
         </w:rPr>
-      </w:pPr>
-      <w:proofErr w:type="spellStart"/>
+        <w:t>Dr</w:t>
+      </w:r>
+      <w:proofErr w:type="spellEnd"/>
       <w:r>
         <w:rPr>
           <w:rFonts w:asciiTheme="majorBidi" w:hAnsiTheme="majorBidi" w:cstheme="majorBidi"/>
@@ -543,20 +540,10 @@
           <w:sz w:val="32"/>
           <w:szCs w:val="32"/>
         </w:rPr>
-        <w:t>Dr</w:t>
-      </w:r>
-      <w:proofErr w:type="spellEnd"/>
-      <w:r>
-        <w:rPr>
-          <w:rFonts w:asciiTheme="majorBidi" w:hAnsiTheme="majorBidi" w:cstheme="majorBidi"/>
-          <w:bCs/>
-          <w:i/>
-          <w:color w:val="000000"/>
-          <w:sz w:val="32"/>
-          <w:szCs w:val="32"/>
-        </w:rPr>
         <w:t>/ Ali Zidane</w:t>
       </w:r>
+      <w:bookmarkStart w:id="1" w:name="_GoBack"/>
+      <w:bookmarkEnd w:id="1"/>
     </w:p>
     <w:p>
       <w:pPr>
@@ -1431,7 +1418,6 @@
             <w:r>
               <w:rPr>
                 <w:webHidden/>
-                <w:u w:val="single"/>
               </w:rPr>
               <w:t>…………………………………………………………………………………………………...</w:t>
             </w:r>
@@ -7990,7 +7976,7 @@
             <v:path o:extrusionok="f" gradientshapeok="t" o:connecttype="rect"/>
             <o:lock v:ext="edit" aspectratio="t"/>
           </v:shapetype>
-          <v:shape id="_x0000_i1053" type="#_x0000_t75" style="width:185.25pt;height:521.25pt">
+          <v:shape id="_x0000_i1025" type="#_x0000_t75" style="width:185.25pt;height:521.25pt">
             <v:imagedata r:id="rId12" o:title="class diagram"/>
           </v:shape>
         </w:pict>
@@ -8305,7 +8291,7 @@
           <w:rFonts w:asciiTheme="majorBidi" w:hAnsiTheme="majorBidi" w:cstheme="majorBidi"/>
         </w:rPr>
         <w:pict w14:anchorId="1E26B94C">
-          <v:shape id="_x0000_i1054" type="#_x0000_t75" style="width:311.25pt;height:258.75pt">
+          <v:shape id="_x0000_i1026" type="#_x0000_t75" style="width:311.25pt;height:258.75pt">
             <v:imagedata r:id="rId13" o:title="sequence diagram 1"/>
           </v:shape>
         </w:pict>
@@ -8795,7 +8781,7 @@
         </w:rPr>
         <w:lastRenderedPageBreak/>
         <w:pict w14:anchorId="51534CDC">
-          <v:shape id="_x0000_i1055" type="#_x0000_t75" style="width:207.75pt;height:627.75pt">
+          <v:shape id="_x0000_i1027" type="#_x0000_t75" style="width:207.75pt;height:627.75pt">
             <v:imagedata r:id="rId14" o:title="ERD Diagram"/>
           </v:shape>
         </w:pict>
@@ -11745,7 +11731,7 @@
         </w:rPr>
         <w:lastRenderedPageBreak/>
         <w:pict w14:anchorId="575FEC1A">
-          <v:shape id="_x0000_i1056" type="#_x0000_t75" style="width:438.75pt;height:206.25pt">
+          <v:shape id="_x0000_i1028" type="#_x0000_t75" style="width:438.75pt;height:206.25pt">
             <v:imagedata r:id="rId15" o:title="home"/>
           </v:shape>
         </w:pict>
@@ -11828,7 +11814,7 @@
         </w:rPr>
         <w:lastRenderedPageBreak/>
         <w:pict w14:anchorId="15F19031">
-          <v:shape id="_x0000_i1057" type="#_x0000_t75" style="width:438.75pt;height:208.5pt">
+          <v:shape id="_x0000_i1029" type="#_x0000_t75" style="width:438.75pt;height:208.5pt">
             <v:imagedata r:id="rId16" o:title="analysis_result"/>
           </v:shape>
         </w:pict>
@@ -11906,7 +11892,7 @@
           <w:lang w:val="en-MY"/>
         </w:rPr>
         <w:pict w14:anchorId="0D8C149A">
-          <v:shape id="_x0000_i1058" type="#_x0000_t75" style="width:279pt;height:258.75pt">
+          <v:shape id="_x0000_i1030" type="#_x0000_t75" style="width:279pt;height:258.75pt">
             <v:imagedata r:id="rId17" o:title="report_summary"/>
           </v:shape>
         </w:pict>
@@ -11925,7 +11911,7 @@
         </w:rPr>
         <w:lastRenderedPageBreak/>
         <w:pict w14:anchorId="4F64375C">
-          <v:shape id="_x0000_i1059" type="#_x0000_t75" style="width:321.75pt;height:387.75pt">
+          <v:shape id="_x0000_i1031" type="#_x0000_t75" style="width:321.75pt;height:387.75pt">
             <v:imagedata r:id="rId18" o:title="report_image_seeds_table"/>
           </v:shape>
         </w:pict>
@@ -14296,7 +14282,7 @@
               </wp:inline>
             </w:drawing>
           </mc:Choice>
-          <mc:Fallback xmlns:w16sdtfl="http://schemas.microsoft.com/office/word/2024/wordml/sdtformatlock" xmlns:w16sdtdh="http://schemas.microsoft.com/office/word/2020/wordml/sdtdatahash" xmlns:w16du="http://schemas.microsoft.com/office/word/2023/wordml/word16du" xmlns:w16="http://schemas.microsoft.com/office/word/2018/wordml" xmlns:w16cid="http://schemas.microsoft.com/office/word/2016/wordml/cid" xmlns:w16cex="http://schemas.microsoft.com/office/word/2018/wordml/cex" xmlns:oel="http://schemas.microsoft.com/office/2019/extlst" xmlns:am3d="http://schemas.microsoft.com/office/drawing/2017/model3d" xmlns:aink="http://schemas.microsoft.com/office/drawing/2016/ink" xmlns:cx8="http://schemas.microsoft.com/office/drawing/2016/5/14/chartex" xmlns:cx7="http://schemas.microsoft.com/office/drawing/2016/5/13/chartex" xmlns:cx6="http://schemas.microsoft.com/office/drawing/2016/5/12/chartex" xmlns:cx5="http://schemas.microsoft.com/office/drawing/2016/5/11/chartex" xmlns:cx4="http://schemas.microsoft.com/office/drawing/2016/5/10/chartex" xmlns:cx3="http://schemas.microsoft.com/office/drawing/2016/5/9/chartex" xmlns:cx2="http://schemas.microsoft.com/office/drawing/2015/10/21/chartex">
+          <mc:Fallback xmlns:cx2="http://schemas.microsoft.com/office/drawing/2015/10/21/chartex" xmlns:cx3="http://schemas.microsoft.com/office/drawing/2016/5/9/chartex" xmlns:cx4="http://schemas.microsoft.com/office/drawing/2016/5/10/chartex" xmlns:cx5="http://schemas.microsoft.com/office/drawing/2016/5/11/chartex" xmlns:cx6="http://schemas.microsoft.com/office/drawing/2016/5/12/chartex" xmlns:cx7="http://schemas.microsoft.com/office/drawing/2016/5/13/chartex" xmlns:cx8="http://schemas.microsoft.com/office/drawing/2016/5/14/chartex" xmlns:aink="http://schemas.microsoft.com/office/drawing/2016/ink" xmlns:am3d="http://schemas.microsoft.com/office/drawing/2017/model3d" xmlns:oel="http://schemas.microsoft.com/office/2019/extlst" xmlns:w16cex="http://schemas.microsoft.com/office/word/2018/wordml/cex" xmlns:w16cid="http://schemas.microsoft.com/office/word/2016/wordml/cid" xmlns:w16="http://schemas.microsoft.com/office/word/2018/wordml" xmlns:w16du="http://schemas.microsoft.com/office/word/2023/wordml/word16du" xmlns:w16sdtdh="http://schemas.microsoft.com/office/word/2020/wordml/sdtdatahash" xmlns:w16sdtfl="http://schemas.microsoft.com/office/word/2024/wordml/sdtformatlock">
             <w:pict>
               <v:rect w14:anchorId="65FA6FDE" id="Rectangle 7" o:spid="_x0000_s1026" style="width:23.75pt;height:23.75pt;visibility:visible;mso-wrap-style:square;mso-left-percent:-10001;mso-top-percent:-10001;mso-position-horizontal:absolute;mso-position-horizontal-relative:char;mso-position-vertical:absolute;mso-position-vertical-relative:line;mso-left-percent:-10001;mso-top-percent:-10001;v-text-anchor:top" o:gfxdata="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" filled="f" stroked="f">
                 <o:lock v:ext="edit" aspectratio="t"/>
@@ -14369,7 +14355,7 @@
               </wp:inline>
             </w:drawing>
           </mc:Choice>
-          <mc:Fallback xmlns:w16sdtfl="http://schemas.microsoft.com/office/word/2024/wordml/sdtformatlock" xmlns:w16sdtdh="http://schemas.microsoft.com/office/word/2020/wordml/sdtdatahash" xmlns:w16du="http://schemas.microsoft.com/office/word/2023/wordml/word16du" xmlns:w16="http://schemas.microsoft.com/office/word/2018/wordml" xmlns:w16cid="http://schemas.microsoft.com/office/word/2016/wordml/cid" xmlns:w16cex="http://schemas.microsoft.com/office/word/2018/wordml/cex" xmlns:oel="http://schemas.microsoft.com/office/2019/extlst" xmlns:am3d="http://schemas.microsoft.com/office/drawing/2017/model3d" xmlns:aink="http://schemas.microsoft.com/office/drawing/2016/ink" xmlns:cx8="http://schemas.microsoft.com/office/drawing/2016/5/14/chartex" xmlns:cx7="http://schemas.microsoft.com/office/drawing/2016/5/13/chartex" xmlns:cx6="http://schemas.microsoft.com/office/drawing/2016/5/12/chartex" xmlns:cx5="http://schemas.microsoft.com/office/drawing/2016/5/11/chartex" xmlns:cx4="http://schemas.microsoft.com/office/drawing/2016/5/10/chartex" xmlns:cx3="http://schemas.microsoft.com/office/drawing/2016/5/9/chartex" xmlns:cx2="http://schemas.microsoft.com/office/drawing/2015/10/21/chartex">
+          <mc:Fallback xmlns:cx2="http://schemas.microsoft.com/office/drawing/2015/10/21/chartex" xmlns:cx3="http://schemas.microsoft.com/office/drawing/2016/5/9/chartex" xmlns:cx4="http://schemas.microsoft.com/office/drawing/2016/5/10/chartex" xmlns:cx5="http://schemas.microsoft.com/office/drawing/2016/5/11/chartex" xmlns:cx6="http://schemas.microsoft.com/office/drawing/2016/5/12/chartex" xmlns:cx7="http://schemas.microsoft.com/office/drawing/2016/5/13/chartex" xmlns:cx8="http://schemas.microsoft.com/office/drawing/2016/5/14/chartex" xmlns:aink="http://schemas.microsoft.com/office/drawing/2016/ink" xmlns:am3d="http://schemas.microsoft.com/office/drawing/2017/model3d" xmlns:oel="http://schemas.microsoft.com/office/2019/extlst" xmlns:w16cex="http://schemas.microsoft.com/office/word/2018/wordml/cex" xmlns:w16cid="http://schemas.microsoft.com/office/word/2016/wordml/cid" xmlns:w16="http://schemas.microsoft.com/office/word/2018/wordml" xmlns:w16du="http://schemas.microsoft.com/office/word/2023/wordml/word16du" xmlns:w16sdtdh="http://schemas.microsoft.com/office/word/2020/wordml/sdtdatahash" xmlns:w16sdtfl="http://schemas.microsoft.com/office/word/2024/wordml/sdtformatlock">
             <w:pict>
               <v:rect w14:anchorId="1AD773EE" id="Rectangle 8" o:spid="_x0000_s1026" style="width:23.75pt;height:23.75pt;visibility:visible;mso-wrap-style:square;mso-left-percent:-10001;mso-top-percent:-10001;mso-position-horizontal:absolute;mso-position-horizontal-relative:char;mso-position-vertical:absolute;mso-position-vertical-relative:line;mso-left-percent:-10001;mso-top-percent:-10001;v-text-anchor:top" o:gfxdata="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" filled="f" stroked="f">
                 <o:lock v:ext="edit" aspectratio="t"/>
@@ -35754,7 +35740,7 @@
 </file>
 
 <file path=customXml/itemProps2.xml><?xml version="1.0" encoding="utf-8"?>
-<ds:datastoreItem xmlns:ds="http://schemas.openxmlformats.org/officeDocument/2006/customXml" ds:itemID="{98039042-21B4-469C-BD39-D3343DDB6C73}">
+<ds:datastoreItem xmlns:ds="http://schemas.openxmlformats.org/officeDocument/2006/customXml" ds:itemID="{40D0C052-A343-44EA-944F-31DF7C2A37F2}">
   <ds:schemaRefs>
     <ds:schemaRef ds:uri="http://schemas.openxmlformats.org/officeDocument/2006/bibliography"/>
   </ds:schemaRefs>
